--- a/submission/report_hw4.docx
+++ b/submission/report_hw4.docx
@@ -124,20 +124,227 @@
       </w:pPr>
       <w:r>
         <w:rPr/>
+        <mc:AlternateContent>
+          <mc:Choice Requires="wpg">
+            <w:drawing>
+              <wp:inline distB="114300" distT="114300" distL="114300" distR="114300">
+                <wp:extent cx="3409950" cy="5534025"/>
+                <wp:effectExtent b="0" l="0" r="0" t="0"/>
+                <wp:docPr id="1" name=""/>
+                <a:graphic>
+                  <a:graphicData uri="http://schemas.microsoft.com/office/word/2010/wordprocessingGroup">
+                    <wpg:wgp>
+                      <wpg:cNvGrpSpPr/>
+                      <wpg:grpSpPr>
+                        <a:xfrm>
+                          <a:off x="350500" y="96725"/>
+                          <a:ext cx="3409950" cy="5534025"/>
+                          <a:chOff x="350500" y="96725"/>
+                          <a:chExt cx="3395975" cy="5516775"/>
+                        </a:xfrm>
+                      </wpg:grpSpPr>
+                      <pic:pic>
+                        <pic:nvPicPr>
+                          <pic:cNvPr id="2" name="Shape 2"/>
+                          <pic:cNvPicPr preferRelativeResize="0"/>
+                        </pic:nvPicPr>
+                        <pic:blipFill>
+                          <a:blip r:embed="rId6">
+                            <a:alphaModFix/>
+                          </a:blip>
+                          <a:stretch>
+                            <a:fillRect/>
+                          </a:stretch>
+                        </pic:blipFill>
+                        <pic:spPr>
+                          <a:xfrm>
+                            <a:off x="416325" y="121675"/>
+                            <a:ext cx="3330150" cy="5491824"/>
+                          </a:xfrm>
+                          <a:prstGeom prst="rect">
+                            <a:avLst/>
+                          </a:prstGeom>
+                          <a:noFill/>
+                          <a:ln>
+                            <a:noFill/>
+                          </a:ln>
+                        </pic:spPr>
+                      </pic:pic>
+                      <wps:wsp>
+                        <wps:cNvSpPr/>
+                        <wps:cNvPr id="3" name="Shape 3"/>
+                        <wps:spPr>
+                          <a:xfrm>
+                            <a:off x="355275" y="101500"/>
+                            <a:ext cx="1106400" cy="690300"/>
+                          </a:xfrm>
+                          <a:prstGeom prst="rect">
+                            <a:avLst/>
+                          </a:prstGeom>
+                          <a:solidFill>
+                            <a:srgbClr val="FFF2CC">
+                              <a:alpha val="25320"/>
+                            </a:srgbClr>
+                          </a:solidFill>
+                          <a:ln cap="flat" cmpd="sng" w="9525">
+                            <a:solidFill>
+                              <a:srgbClr val="B45F06"/>
+                            </a:solidFill>
+                            <a:prstDash val="solid"/>
+                            <a:round/>
+                            <a:headEnd len="sm" w="sm" type="none"/>
+                            <a:tailEnd len="sm" w="sm" type="none"/>
+                          </a:ln>
+                        </wps:spPr>
+                        <wps:txbx>
+                          <w:txbxContent>
+                            <w:p>
+                              <w:pPr>
+                                <w:spacing w:after="0" w:before="0" w:line="240"/>
+                                <w:ind w:left="0" w:right="0" w:firstLine="0"/>
+                                <w:jc w:val="center"/>
+                                <w:textDirection w:val="btLr"/>
+                              </w:pPr>
+                            </w:p>
+                          </w:txbxContent>
+                        </wps:txbx>
+                        <wps:bodyPr anchorCtr="0" anchor="ctr" bIns="91425" lIns="91425" spcFirstLastPara="1" rIns="91425" wrap="square" tIns="91425">
+                          <a:noAutofit/>
+                        </wps:bodyPr>
+                      </wps:wsp>
+                    </wpg:wgp>
+                  </a:graphicData>
+                </a:graphic>
+              </wp:inline>
+            </w:drawing>
+          </mc:Choice>
+          <mc:Fallback>
+            <w:drawing>
+              <wp:inline distB="114300" distT="114300" distL="114300" distR="114300">
+                <wp:extent cx="3409950" cy="5534025"/>
+                <wp:effectExtent b="0" l="0" r="0" t="0"/>
+                <wp:docPr id="1" name="image2.png"/>
+                <a:graphic>
+                  <a:graphicData uri="http://schemas.openxmlformats.org/drawingml/2006/picture">
+                    <pic:pic>
+                      <pic:nvPicPr>
+                        <pic:cNvPr id="0" name="image2.png"/>
+                        <pic:cNvPicPr preferRelativeResize="0"/>
+                      </pic:nvPicPr>
+                      <pic:blipFill>
+                        <a:blip r:embed="rId7"/>
+                        <a:srcRect/>
+                        <a:stretch>
+                          <a:fillRect/>
+                        </a:stretch>
+                      </pic:blipFill>
+                      <pic:spPr>
+                        <a:xfrm>
+                          <a:off x="0" y="0"/>
+                          <a:ext cx="3409950" cy="5534025"/>
+                        </a:xfrm>
+                        <a:prstGeom prst="rect"/>
+                        <a:ln/>
+                      </pic:spPr>
+                    </pic:pic>
+                  </a:graphicData>
+                </a:graphic>
+              </wp:inline>
+            </w:drawing>
+          </mc:Fallback>
+        </mc:AlternateContent>
+      </w:r>
+      <w:r>
+        <w:rPr>
+          <w:rtl w:val="0"/>
+        </w:rPr>
+      </w:r>
+    </w:p>
+    <w:p>
+      <w:pPr>
+        <w:rPr>
+          <w:i w:val="1"/>
+        </w:rPr>
+      </w:pPr>
+      <w:r>
+        <w:rPr>
+          <w:i w:val="1"/>
+          <w:rtl w:val="0"/>
+        </w:rPr>
+        <w:t xml:space="preserve">[Fig. 1] Multiple views of network traffic per hour between Corporate Firewall (external), Cisco ASA Firewall (internal), DNS Root Server Websites, SNAT, Financial Server, Domain Controller-DNS, Workstations and other IP addresses unspecified by BOM. Vector strength represents the amount of traffic on a log scale.</w:t>
+      </w:r>
+    </w:p>
+    <w:p>
+      <w:pPr>
+        <w:rPr/>
+      </w:pPr>
+      <w:r>
+        <w:rPr>
+          <w:rtl w:val="0"/>
+        </w:rPr>
+      </w:r>
+    </w:p>
+    <w:p>
+      <w:pPr>
+        <w:ind w:left="0" w:firstLine="0"/>
+        <w:rPr/>
+      </w:pPr>
+      <w:r>
+        <w:rPr>
+          <w:rtl w:val="0"/>
+        </w:rPr>
+        <w:t xml:space="preserve">In many of the hour-long windows represented, we see the network recording traffic that did not have either a source or destination within the network (observe loops from other to other). This may be suspicious. Additionally, only the timeframe from 17:51-18:51 on April 5th appears to contain any connections to the log server, indicating we should further investigate this timeframe. (Note that this visualization does not include the second half of the firewall data.)</w:t>
+      </w:r>
+    </w:p>
+    <w:p>
+      <w:pPr>
+        <w:ind w:left="0" w:firstLine="0"/>
+        <w:rPr/>
+      </w:pPr>
+      <w:r>
+        <w:rPr>
+          <w:rtl w:val="0"/>
+        </w:rPr>
+      </w:r>
+    </w:p>
+    <w:p>
+      <w:pPr>
+        <w:rPr>
+          <w:b w:val="1"/>
+        </w:rPr>
+      </w:pPr>
+      <w:r>
+        <w:rPr>
+          <w:b w:val="1"/>
+          <w:rtl w:val="0"/>
+        </w:rPr>
+        <w:t xml:space="preserve">Hypothesis 2:</w:t>
+      </w:r>
+    </w:p>
+    <w:p>
+      <w:pPr>
+        <w:rPr>
+          <w:b w:val="1"/>
+        </w:rPr>
+      </w:pPr>
+      <w:r>
+        <w:rPr>
+          <w:b w:val="1"/>
+        </w:rPr>
         <w:drawing>
           <wp:inline distB="114300" distT="114300" distL="114300" distR="114300">
-            <wp:extent cx="3800475" cy="6262885"/>
+            <wp:extent cx="5943600" cy="4076700"/>
             <wp:effectExtent b="0" l="0" r="0" t="0"/>
-            <wp:docPr id="1" name="image1.jpg"/>
+            <wp:docPr id="2" name="image1.png"/>
             <a:graphic>
               <a:graphicData uri="http://schemas.openxmlformats.org/drawingml/2006/picture">
                 <pic:pic>
                   <pic:nvPicPr>
-                    <pic:cNvPr id="0" name="image1.jpg"/>
+                    <pic:cNvPr id="0" name="image1.png"/>
                     <pic:cNvPicPr preferRelativeResize="0"/>
                   </pic:nvPicPr>
                   <pic:blipFill>
-                    <a:blip r:embed="rId6"/>
+                    <a:blip r:embed="rId8"/>
                     <a:srcRect b="0" l="0" r="0" t="0"/>
                     <a:stretch>
                       <a:fillRect/>
@@ -146,7 +353,7 @@
                   <pic:spPr>
                     <a:xfrm>
                       <a:off x="0" y="0"/>
-                      <a:ext cx="3800475" cy="6262885"/>
+                      <a:ext cx="5943600" cy="4076700"/>
                     </a:xfrm>
                     <a:prstGeom prst="rect"/>
                     <a:ln/>
@@ -166,6 +373,18 @@
     <w:p>
       <w:pPr>
         <w:rPr>
+          <w:b w:val="1"/>
+        </w:rPr>
+      </w:pPr>
+      <w:r>
+        <w:rPr>
+          <w:rtl w:val="0"/>
+        </w:rPr>
+      </w:r>
+    </w:p>
+    <w:p>
+      <w:pPr>
+        <w:rPr>
           <w:i w:val="1"/>
         </w:rPr>
       </w:pPr>
@@ -174,7 +393,19 @@
           <w:i w:val="1"/>
           <w:rtl w:val="0"/>
         </w:rPr>
-        <w:t xml:space="preserve">[Fig. 1] Multiple views of network traffic per hour between Corporate Firewall (external), Cisco ASA Firewall (internal), DNS Root Server Websites, SNAT, Financial Server, Domain Controller-DNS, Workstations and other IP addresses unspecified by BOM. Vector strength represents the amount of traffic.</w:t>
+        <w:t xml:space="preserve">[Fig 2] Pie chart showing percentage of “Potential Corporate Privacy Breach” classified IDS alerts by second, with the last category being “other”</w:t>
+      </w:r>
+    </w:p>
+    <w:p>
+      <w:pPr>
+        <w:rPr>
+          <w:i w:val="1"/>
+        </w:rPr>
+      </w:pPr>
+      <w:r>
+        <w:rPr>
+          <w:rtl w:val="0"/>
+        </w:rPr>
       </w:r>
     </w:p>
     <w:p>
@@ -185,130 +416,7 @@
         <w:rPr>
           <w:rtl w:val="0"/>
         </w:rPr>
-      </w:r>
-    </w:p>
-    <w:p>
-      <w:pPr>
-        <w:ind w:left="0" w:firstLine="0"/>
-        <w:rPr/>
-      </w:pPr>
-      <w:r>
-        <w:rPr>
-          <w:rtl w:val="0"/>
-        </w:rPr>
-        <w:t xml:space="preserve">On a given day, 2012-04-06, we can see that “other” IP addresses which are unknown to the BOM system are indirectly communicating with workstations through websites and possibly evading Firewalls.</w:t>
-      </w:r>
-    </w:p>
-    <w:p>
-      <w:pPr>
-        <w:rPr>
-          <w:b w:val="1"/>
-        </w:rPr>
-      </w:pPr>
-      <w:r>
-        <w:rPr>
-          <w:b w:val="1"/>
-          <w:rtl w:val="0"/>
-        </w:rPr>
-        <w:t xml:space="preserve">Hypothesis 2:</w:t>
-      </w:r>
-    </w:p>
-    <w:p>
-      <w:pPr>
-        <w:rPr>
-          <w:b w:val="1"/>
-        </w:rPr>
-      </w:pPr>
-      <w:r>
-        <w:rPr>
-          <w:b w:val="1"/>
-        </w:rPr>
-        <w:drawing>
-          <wp:inline distB="114300" distT="114300" distL="114300" distR="114300">
-            <wp:extent cx="5943600" cy="2806700"/>
-            <wp:effectExtent b="0" l="0" r="0" t="0"/>
-            <wp:docPr id="2" name="image2.jpg"/>
-            <a:graphic>
-              <a:graphicData uri="http://schemas.openxmlformats.org/drawingml/2006/picture">
-                <pic:pic>
-                  <pic:nvPicPr>
-                    <pic:cNvPr id="0" name="image2.jpg"/>
-                    <pic:cNvPicPr preferRelativeResize="0"/>
-                  </pic:nvPicPr>
-                  <pic:blipFill>
-                    <a:blip r:embed="rId7"/>
-                    <a:srcRect b="0" l="0" r="0" t="0"/>
-                    <a:stretch>
-                      <a:fillRect/>
-                    </a:stretch>
-                  </pic:blipFill>
-                  <pic:spPr>
-                    <a:xfrm>
-                      <a:off x="0" y="0"/>
-                      <a:ext cx="5943600" cy="2806700"/>
-                    </a:xfrm>
-                    <a:prstGeom prst="rect"/>
-                    <a:ln/>
-                  </pic:spPr>
-                </pic:pic>
-              </a:graphicData>
-            </a:graphic>
-          </wp:inline>
-        </w:drawing>
-      </w:r>
-      <w:r>
-        <w:rPr>
-          <w:rtl w:val="0"/>
-        </w:rPr>
-      </w:r>
-    </w:p>
-    <w:p>
-      <w:pPr>
-        <w:rPr>
-          <w:b w:val="1"/>
-        </w:rPr>
-      </w:pPr>
-      <w:r>
-        <w:rPr>
-          <w:rtl w:val="0"/>
-        </w:rPr>
-      </w:r>
-    </w:p>
-    <w:p>
-      <w:pPr>
-        <w:rPr>
-          <w:i w:val="1"/>
-        </w:rPr>
-      </w:pPr>
-      <w:r>
-        <w:rPr>
-          <w:i w:val="1"/>
-          <w:rtl w:val="0"/>
-        </w:rPr>
-        <w:t xml:space="preserve">[Fig 2] Pie chart showing percentage of “Potential Corporate Privacy Breach” classified IDS alerts by second, with the last category being “other”</w:t>
-      </w:r>
-    </w:p>
-    <w:p>
-      <w:pPr>
-        <w:rPr>
-          <w:i w:val="1"/>
-        </w:rPr>
-      </w:pPr>
-      <w:r>
-        <w:rPr>
-          <w:rtl w:val="0"/>
-        </w:rPr>
-      </w:r>
-    </w:p>
-    <w:p>
-      <w:pPr>
-        <w:rPr/>
-      </w:pPr>
-      <w:r>
-        <w:rPr>
-          <w:rtl w:val="0"/>
-        </w:rPr>
-        <w:t xml:space="preserve">Filtering specifically for intrusions in the IDS logs classified as “Potential Corporate Privacy Breach” since that seems like the sort of issue we are looking for, we can see that the majority of this type of intrusion occurred at either 17:27 or 17:28 on 4/6/2012. Notably (and not clear from this) there were a few hundred requests in just 2 minutes. This is definitely unusual activity. The code to complete this visualization would not work. </w:t>
+        <w:t xml:space="preserve">Filtering specifically for intrusions in the IDS logs classified as “Potential Corporate Privacy Breach” since that seems like the sort of issue we are looking for, we can see that the majority of this type of intrusion occurred at either 17:27 or 17:28 on 4/6/2012. Notably (and not clear from this) there were a few hundred requests in just 2 minutes. This is definitely unusual activity. </w:t>
       </w:r>
     </w:p>
     <w:p>
@@ -401,13 +509,47 @@
         <w:t xml:space="preserve">Research the IP addresses in the “Other” designation to learn more about the suspicious IP addresses.</w:t>
       </w:r>
     </w:p>
+    <w:p>
+      <w:pPr>
+        <w:numPr>
+          <w:ilvl w:val="0"/>
+          <w:numId w:val="1"/>
+        </w:numPr>
+        <w:ind w:left="720" w:hanging="360"/>
+        <w:rPr>
+          <w:u w:val="none"/>
+        </w:rPr>
+      </w:pPr>
+      <w:r>
+        <w:rPr>
+          <w:rtl w:val="0"/>
+        </w:rPr>
+        <w:t xml:space="preserve">Further investigate the Firewall data and IDS logs for the times identified by Figure 2, as these appear to be significant times in the security breach.</w:t>
+      </w:r>
+    </w:p>
     <w:sectPr>
+      <w:footerReference r:id="rId9" w:type="default"/>
       <w:pgSz w:h="15840" w:w="12240" w:orient="portrait"/>
       <w:pgMar w:bottom="1440" w:top="1440" w:left="1440" w:right="1440" w:header="720" w:footer="720"/>
       <w:pgNumType w:start="1"/>
     </w:sectPr>
   </w:body>
 </w:document>
+</file>
+
+<file path=word/footer1.xml><?xml version="1.0" encoding="utf-8"?>
+<w:ftr xmlns:mc="http://schemas.openxmlformats.org/markup-compatibility/2006" xmlns:o="urn:schemas-microsoft-com:office:office" xmlns:r="http://schemas.openxmlformats.org/officeDocument/2006/relationships" xmlns:m="http://schemas.openxmlformats.org/officeDocument/2006/math" xmlns:v="urn:schemas-microsoft-com:vml" xmlns:wp="http://schemas.openxmlformats.org/drawingml/2006/wordprocessingDrawing" xmlns:w10="urn:schemas-microsoft-com:office:word" xmlns:w="http://schemas.openxmlformats.org/wordprocessingml/2006/main" xmlns:wne="http://schemas.microsoft.com/office/word/2006/wordml" xmlns:sl="http://schemas.openxmlformats.org/schemaLibrary/2006/main" xmlns:a="http://schemas.openxmlformats.org/drawingml/2006/main" xmlns:pic="http://schemas.openxmlformats.org/drawingml/2006/picture" xmlns:c="http://schemas.openxmlformats.org/drawingml/2006/chart" xmlns:lc="http://schemas.openxmlformats.org/drawingml/2006/lockedCanvas" xmlns:dgm="http://schemas.openxmlformats.org/drawingml/2006/diagram" xmlns:wps="http://schemas.microsoft.com/office/word/2010/wordprocessingShape" xmlns:wpg="http://schemas.microsoft.com/office/word/2010/wordprocessingGroup" xmlns:w14="http://schemas.microsoft.com/office/word/2010/wordml" xmlns:w15="http://schemas.microsoft.com/office/word/2012/wordml" xmlns:w16="http://schemas.microsoft.com/office/word/2018/wordml" xmlns:w16cex="http://schemas.microsoft.com/office/word/2018/wordml/cex" xmlns:w16cid="http://schemas.microsoft.com/office/word/2016/wordml/cid" xmlns="http://schemas.microsoft.com/office/tasks/2019/documenttasks" xmlns:cr="http://schemas.microsoft.com/office/comments/2020/reactions">
+  <w:p>
+    <w:pPr>
+      <w:rPr/>
+    </w:pPr>
+    <w:r>
+      <w:rPr>
+        <w:rtl w:val="0"/>
+      </w:rPr>
+    </w:r>
+  </w:p>
+</w:ftr>
 </file>
 
 <file path=word/numbering.xml><?xml version="1.0" encoding="utf-8"?>
